--- a/templates/formatted-report-template.docx
+++ b/templates/formatted-report-template.docx
@@ -1,6 +1,6 @@
 
 <file path=word/document.xml><?xml version="1.0" encoding="utf-8"?>
-<w:document xmlns:o="urn:schemas-microsoft-com:office:office" xmlns:r="http://schemas.openxmlformats.org/officeDocument/2006/relationships" xmlns:v="urn:schemas-microsoft-com:vml" xmlns:w="http://schemas.openxmlformats.org/wordprocessingml/2006/main" xmlns:w10="urn:schemas-microsoft-com:office:word" xmlns:wp="http://schemas.openxmlformats.org/drawingml/2006/wordprocessingDrawing" xmlns:pic="http://schemas.openxmlformats.org/drawingml/2006/picture" xmlns:wps="http://schemas.microsoft.com/office/word/2010/wordprocessingShape" xmlns:wpg="http://schemas.microsoft.com/office/word/2010/wordprocessingGroup" xmlns:mc="http://schemas.openxmlformats.org/markup-compatibility/2006" xmlns:wp14="http://schemas.microsoft.com/office/word/2010/wordprocessingDrawing" xmlns:w14="http://schemas.microsoft.com/office/word/2010/wordml" xmlns:w15="http://schemas.microsoft.com/office/word/2012/wordml" mc:Ignorable="w14 wp14 w15">
+<w:document xmlns:ns1="http://schemas.openxmlformats.org/markup-compatibility/2006" xmlns:ns2="http://schemas.openxmlformats.org/officeDocument/2006/relationships" xmlns:w="http://schemas.openxmlformats.org/wordprocessingml/2006/main" ns1:Ignorable="w14 wp14 w15">
   <w:body>
     <w:p>
       <w:pPr>
@@ -2524,6 +2524,7 @@
               <w:right w:val="single" w:sz="4" w:space="0" w:color="000000"/>
             </w:tcBorders>
             <w:vAlign w:val="center"/>
+            <w:gridSpan w:val="6"/>
           </w:tcPr>
           <w:p>
             <w:pPr>
@@ -2540,121 +2541,6 @@
                 <w:sz w:val="22"/>
               </w:rPr>
               <w:t>Итог - хозяйственно-питьевые нужды:</w:t>
-            </w:r>
-          </w:p>
-        </w:tc>
-        <w:tc>
-          <w:tcPr>
-            <w:tcW w:w="851" w:type="dxa"/>
-            <w:tcBorders>
-              <w:top w:val="single" w:sz="4" w:space="0" w:color="000000"/>
-              <w:left w:val="single" w:sz="4" w:space="0" w:color="000000"/>
-              <w:bottom w:val="single" w:sz="4" w:space="0" w:color="000000"/>
-              <w:right w:val="single" w:sz="4" w:space="0" w:color="000000"/>
-            </w:tcBorders>
-            <w:vAlign w:val="center"/>
-          </w:tcPr>
-          <w:p>
-            <w:pPr>
-              <w:pStyle w:val="Normal"/>
-              <w:snapToGrid w:val="false"/>
-              <w:jc w:val="center"/>
-              <w:rPr/>
-            </w:pPr>
-            <w:r>
-              <w:rPr/>
-            </w:r>
-          </w:p>
-        </w:tc>
-        <w:tc>
-          <w:tcPr>
-            <w:tcW w:w="737" w:type="dxa"/>
-            <w:tcBorders>
-              <w:top w:val="single" w:sz="4" w:space="0" w:color="000000"/>
-              <w:left w:val="single" w:sz="4" w:space="0" w:color="000000"/>
-              <w:bottom w:val="single" w:sz="4" w:space="0" w:color="000000"/>
-              <w:right w:val="single" w:sz="4" w:space="0" w:color="000000"/>
-            </w:tcBorders>
-            <w:vAlign w:val="center"/>
-          </w:tcPr>
-          <w:p>
-            <w:pPr>
-              <w:pStyle w:val="Normal"/>
-              <w:snapToGrid w:val="false"/>
-              <w:jc w:val="center"/>
-              <w:rPr/>
-            </w:pPr>
-            <w:r>
-              <w:rPr/>
-            </w:r>
-          </w:p>
-        </w:tc>
-        <w:tc>
-          <w:tcPr>
-            <w:tcW w:w="737" w:type="dxa"/>
-            <w:tcBorders>
-              <w:top w:val="single" w:sz="4" w:space="0" w:color="000000"/>
-              <w:left w:val="single" w:sz="4" w:space="0" w:color="000000"/>
-              <w:bottom w:val="single" w:sz="4" w:space="0" w:color="000000"/>
-              <w:right w:val="single" w:sz="4" w:space="0" w:color="000000"/>
-            </w:tcBorders>
-            <w:vAlign w:val="center"/>
-          </w:tcPr>
-          <w:p>
-            <w:pPr>
-              <w:pStyle w:val="Normal"/>
-              <w:snapToGrid w:val="false"/>
-              <w:jc w:val="center"/>
-              <w:rPr/>
-            </w:pPr>
-            <w:r>
-              <w:rPr/>
-            </w:r>
-          </w:p>
-        </w:tc>
-        <w:tc>
-          <w:tcPr>
-            <w:tcW w:w="737" w:type="dxa"/>
-            <w:tcBorders>
-              <w:top w:val="single" w:sz="4" w:space="0" w:color="000000"/>
-              <w:left w:val="single" w:sz="4" w:space="0" w:color="000000"/>
-              <w:bottom w:val="single" w:sz="4" w:space="0" w:color="000000"/>
-              <w:right w:val="single" w:sz="4" w:space="0" w:color="000000"/>
-            </w:tcBorders>
-            <w:vAlign w:val="center"/>
-          </w:tcPr>
-          <w:p>
-            <w:pPr>
-              <w:pStyle w:val="Normal"/>
-              <w:snapToGrid w:val="false"/>
-              <w:jc w:val="center"/>
-              <w:rPr/>
-            </w:pPr>
-            <w:r>
-              <w:rPr/>
-            </w:r>
-          </w:p>
-        </w:tc>
-        <w:tc>
-          <w:tcPr>
-            <w:tcW w:w="737" w:type="dxa"/>
-            <w:tcBorders>
-              <w:top w:val="single" w:sz="4" w:space="0" w:color="000000"/>
-              <w:left w:val="single" w:sz="4" w:space="0" w:color="000000"/>
-              <w:bottom w:val="single" w:sz="4" w:space="0" w:color="000000"/>
-              <w:right w:val="single" w:sz="4" w:space="0" w:color="000000"/>
-            </w:tcBorders>
-            <w:vAlign w:val="center"/>
-          </w:tcPr>
-          <w:p>
-            <w:pPr>
-              <w:pStyle w:val="Normal"/>
-              <w:snapToGrid w:val="false"/>
-              <w:jc w:val="center"/>
-              <w:rPr/>
-            </w:pPr>
-            <w:r>
-              <w:rPr/>
             </w:r>
           </w:p>
         </w:tc>
@@ -3309,6 +3195,7 @@
               <w:right w:val="single" w:sz="4" w:space="0" w:color="000000"/>
             </w:tcBorders>
             <w:vAlign w:val="center"/>
+            <w:gridSpan w:val="6"/>
           </w:tcPr>
           <w:p>
             <w:pPr>
@@ -3325,121 +3212,6 @@
                 <w:sz w:val="22"/>
               </w:rPr>
               <w:t>Итог:</w:t>
-            </w:r>
-          </w:p>
-        </w:tc>
-        <w:tc>
-          <w:tcPr>
-            <w:tcW w:w="851" w:type="dxa"/>
-            <w:tcBorders>
-              <w:top w:val="single" w:sz="4" w:space="0" w:color="000000"/>
-              <w:left w:val="single" w:sz="4" w:space="0" w:color="000000"/>
-              <w:bottom w:val="single" w:sz="4" w:space="0" w:color="000000"/>
-              <w:right w:val="single" w:sz="4" w:space="0" w:color="000000"/>
-            </w:tcBorders>
-            <w:vAlign w:val="center"/>
-          </w:tcPr>
-          <w:p>
-            <w:pPr>
-              <w:pStyle w:val="Normal"/>
-              <w:snapToGrid w:val="false"/>
-              <w:jc w:val="center"/>
-              <w:rPr/>
-            </w:pPr>
-            <w:r>
-              <w:rPr/>
-            </w:r>
-          </w:p>
-        </w:tc>
-        <w:tc>
-          <w:tcPr>
-            <w:tcW w:w="737" w:type="dxa"/>
-            <w:tcBorders>
-              <w:top w:val="single" w:sz="4" w:space="0" w:color="000000"/>
-              <w:left w:val="single" w:sz="4" w:space="0" w:color="000000"/>
-              <w:bottom w:val="single" w:sz="4" w:space="0" w:color="000000"/>
-              <w:right w:val="single" w:sz="4" w:space="0" w:color="000000"/>
-            </w:tcBorders>
-            <w:vAlign w:val="center"/>
-          </w:tcPr>
-          <w:p>
-            <w:pPr>
-              <w:pStyle w:val="Normal"/>
-              <w:snapToGrid w:val="false"/>
-              <w:jc w:val="center"/>
-              <w:rPr/>
-            </w:pPr>
-            <w:r>
-              <w:rPr/>
-            </w:r>
-          </w:p>
-        </w:tc>
-        <w:tc>
-          <w:tcPr>
-            <w:tcW w:w="737" w:type="dxa"/>
-            <w:tcBorders>
-              <w:top w:val="single" w:sz="4" w:space="0" w:color="000000"/>
-              <w:left w:val="single" w:sz="4" w:space="0" w:color="000000"/>
-              <w:bottom w:val="single" w:sz="4" w:space="0" w:color="000000"/>
-              <w:right w:val="single" w:sz="4" w:space="0" w:color="000000"/>
-            </w:tcBorders>
-            <w:vAlign w:val="center"/>
-          </w:tcPr>
-          <w:p>
-            <w:pPr>
-              <w:pStyle w:val="Normal"/>
-              <w:snapToGrid w:val="false"/>
-              <w:jc w:val="center"/>
-              <w:rPr/>
-            </w:pPr>
-            <w:r>
-              <w:rPr/>
-            </w:r>
-          </w:p>
-        </w:tc>
-        <w:tc>
-          <w:tcPr>
-            <w:tcW w:w="737" w:type="dxa"/>
-            <w:tcBorders>
-              <w:top w:val="single" w:sz="4" w:space="0" w:color="000000"/>
-              <w:left w:val="single" w:sz="4" w:space="0" w:color="000000"/>
-              <w:bottom w:val="single" w:sz="4" w:space="0" w:color="000000"/>
-              <w:right w:val="single" w:sz="4" w:space="0" w:color="000000"/>
-            </w:tcBorders>
-            <w:vAlign w:val="center"/>
-          </w:tcPr>
-          <w:p>
-            <w:pPr>
-              <w:pStyle w:val="Normal"/>
-              <w:snapToGrid w:val="false"/>
-              <w:jc w:val="center"/>
-              <w:rPr/>
-            </w:pPr>
-            <w:r>
-              <w:rPr/>
-            </w:r>
-          </w:p>
-        </w:tc>
-        <w:tc>
-          <w:tcPr>
-            <w:tcW w:w="737" w:type="dxa"/>
-            <w:tcBorders>
-              <w:top w:val="single" w:sz="4" w:space="0" w:color="000000"/>
-              <w:left w:val="single" w:sz="4" w:space="0" w:color="000000"/>
-              <w:bottom w:val="single" w:sz="4" w:space="0" w:color="000000"/>
-              <w:right w:val="single" w:sz="4" w:space="0" w:color="000000"/>
-            </w:tcBorders>
-            <w:vAlign w:val="center"/>
-          </w:tcPr>
-          <w:p>
-            <w:pPr>
-              <w:pStyle w:val="Normal"/>
-              <w:snapToGrid w:val="false"/>
-              <w:jc w:val="center"/>
-              <w:rPr/>
-            </w:pPr>
-            <w:r>
-              <w:rPr/>
             </w:r>
           </w:p>
         </w:tc>
@@ -6246,6 +6018,7 @@
               <w:right w:val="single" w:sz="4" w:space="0" w:color="000000"/>
             </w:tcBorders>
             <w:vAlign w:val="center"/>
+            <w:gridSpan w:val="6"/>
           </w:tcPr>
           <w:p>
             <w:pPr>
@@ -6262,121 +6035,6 @@
                 <w:sz w:val="22"/>
               </w:rPr>
               <w:t>Итог - хозяйственно-питьевые нужды:</w:t>
-            </w:r>
-          </w:p>
-        </w:tc>
-        <w:tc>
-          <w:tcPr>
-            <w:tcW w:w="851" w:type="dxa"/>
-            <w:tcBorders>
-              <w:top w:val="single" w:sz="4" w:space="0" w:color="000000"/>
-              <w:left w:val="single" w:sz="4" w:space="0" w:color="000000"/>
-              <w:bottom w:val="single" w:sz="4" w:space="0" w:color="000000"/>
-              <w:right w:val="single" w:sz="4" w:space="0" w:color="000000"/>
-            </w:tcBorders>
-            <w:vAlign w:val="center"/>
-          </w:tcPr>
-          <w:p>
-            <w:pPr>
-              <w:pStyle w:val="Normal"/>
-              <w:snapToGrid w:val="false"/>
-              <w:jc w:val="center"/>
-              <w:rPr/>
-            </w:pPr>
-            <w:r>
-              <w:rPr/>
-            </w:r>
-          </w:p>
-        </w:tc>
-        <w:tc>
-          <w:tcPr>
-            <w:tcW w:w="737" w:type="dxa"/>
-            <w:tcBorders>
-              <w:top w:val="single" w:sz="4" w:space="0" w:color="000000"/>
-              <w:left w:val="single" w:sz="4" w:space="0" w:color="000000"/>
-              <w:bottom w:val="single" w:sz="4" w:space="0" w:color="000000"/>
-              <w:right w:val="single" w:sz="4" w:space="0" w:color="000000"/>
-            </w:tcBorders>
-            <w:vAlign w:val="center"/>
-          </w:tcPr>
-          <w:p>
-            <w:pPr>
-              <w:pStyle w:val="Normal"/>
-              <w:snapToGrid w:val="false"/>
-              <w:jc w:val="center"/>
-              <w:rPr/>
-            </w:pPr>
-            <w:r>
-              <w:rPr/>
-            </w:r>
-          </w:p>
-        </w:tc>
-        <w:tc>
-          <w:tcPr>
-            <w:tcW w:w="737" w:type="dxa"/>
-            <w:tcBorders>
-              <w:top w:val="single" w:sz="4" w:space="0" w:color="000000"/>
-              <w:left w:val="single" w:sz="4" w:space="0" w:color="000000"/>
-              <w:bottom w:val="single" w:sz="4" w:space="0" w:color="000000"/>
-              <w:right w:val="single" w:sz="4" w:space="0" w:color="000000"/>
-            </w:tcBorders>
-            <w:vAlign w:val="center"/>
-          </w:tcPr>
-          <w:p>
-            <w:pPr>
-              <w:pStyle w:val="Normal"/>
-              <w:snapToGrid w:val="false"/>
-              <w:jc w:val="center"/>
-              <w:rPr/>
-            </w:pPr>
-            <w:r>
-              <w:rPr/>
-            </w:r>
-          </w:p>
-        </w:tc>
-        <w:tc>
-          <w:tcPr>
-            <w:tcW w:w="737" w:type="dxa"/>
-            <w:tcBorders>
-              <w:top w:val="single" w:sz="4" w:space="0" w:color="000000"/>
-              <w:left w:val="single" w:sz="4" w:space="0" w:color="000000"/>
-              <w:bottom w:val="single" w:sz="4" w:space="0" w:color="000000"/>
-              <w:right w:val="single" w:sz="4" w:space="0" w:color="000000"/>
-            </w:tcBorders>
-            <w:vAlign w:val="center"/>
-          </w:tcPr>
-          <w:p>
-            <w:pPr>
-              <w:pStyle w:val="Normal"/>
-              <w:snapToGrid w:val="false"/>
-              <w:jc w:val="center"/>
-              <w:rPr/>
-            </w:pPr>
-            <w:r>
-              <w:rPr/>
-            </w:r>
-          </w:p>
-        </w:tc>
-        <w:tc>
-          <w:tcPr>
-            <w:tcW w:w="737" w:type="dxa"/>
-            <w:tcBorders>
-              <w:top w:val="single" w:sz="4" w:space="0" w:color="000000"/>
-              <w:left w:val="single" w:sz="4" w:space="0" w:color="000000"/>
-              <w:bottom w:val="single" w:sz="4" w:space="0" w:color="000000"/>
-              <w:right w:val="single" w:sz="4" w:space="0" w:color="000000"/>
-            </w:tcBorders>
-            <w:vAlign w:val="center"/>
-          </w:tcPr>
-          <w:p>
-            <w:pPr>
-              <w:pStyle w:val="Normal"/>
-              <w:snapToGrid w:val="false"/>
-              <w:jc w:val="center"/>
-              <w:rPr/>
-            </w:pPr>
-            <w:r>
-              <w:rPr/>
             </w:r>
           </w:p>
         </w:tc>
@@ -7029,6 +6687,7 @@
               <w:right w:val="single" w:sz="4" w:space="0" w:color="000000"/>
             </w:tcBorders>
             <w:vAlign w:val="center"/>
+            <w:gridSpan w:val="6"/>
           </w:tcPr>
           <w:p>
             <w:pPr>
@@ -7045,121 +6704,6 @@
                 <w:sz w:val="22"/>
               </w:rPr>
               <w:t>Итог:</w:t>
-            </w:r>
-          </w:p>
-        </w:tc>
-        <w:tc>
-          <w:tcPr>
-            <w:tcW w:w="851" w:type="dxa"/>
-            <w:tcBorders>
-              <w:top w:val="single" w:sz="4" w:space="0" w:color="000000"/>
-              <w:left w:val="single" w:sz="4" w:space="0" w:color="000000"/>
-              <w:bottom w:val="single" w:sz="4" w:space="0" w:color="000000"/>
-              <w:right w:val="single" w:sz="4" w:space="0" w:color="000000"/>
-            </w:tcBorders>
-            <w:vAlign w:val="center"/>
-          </w:tcPr>
-          <w:p>
-            <w:pPr>
-              <w:pStyle w:val="Normal"/>
-              <w:snapToGrid w:val="false"/>
-              <w:jc w:val="center"/>
-              <w:rPr/>
-            </w:pPr>
-            <w:r>
-              <w:rPr/>
-            </w:r>
-          </w:p>
-        </w:tc>
-        <w:tc>
-          <w:tcPr>
-            <w:tcW w:w="737" w:type="dxa"/>
-            <w:tcBorders>
-              <w:top w:val="single" w:sz="4" w:space="0" w:color="000000"/>
-              <w:left w:val="single" w:sz="4" w:space="0" w:color="000000"/>
-              <w:bottom w:val="single" w:sz="4" w:space="0" w:color="000000"/>
-              <w:right w:val="single" w:sz="4" w:space="0" w:color="000000"/>
-            </w:tcBorders>
-            <w:vAlign w:val="center"/>
-          </w:tcPr>
-          <w:p>
-            <w:pPr>
-              <w:pStyle w:val="Normal"/>
-              <w:snapToGrid w:val="false"/>
-              <w:jc w:val="center"/>
-              <w:rPr/>
-            </w:pPr>
-            <w:r>
-              <w:rPr/>
-            </w:r>
-          </w:p>
-        </w:tc>
-        <w:tc>
-          <w:tcPr>
-            <w:tcW w:w="737" w:type="dxa"/>
-            <w:tcBorders>
-              <w:top w:val="single" w:sz="4" w:space="0" w:color="000000"/>
-              <w:left w:val="single" w:sz="4" w:space="0" w:color="000000"/>
-              <w:bottom w:val="single" w:sz="4" w:space="0" w:color="000000"/>
-              <w:right w:val="single" w:sz="4" w:space="0" w:color="000000"/>
-            </w:tcBorders>
-            <w:vAlign w:val="center"/>
-          </w:tcPr>
-          <w:p>
-            <w:pPr>
-              <w:pStyle w:val="Normal"/>
-              <w:snapToGrid w:val="false"/>
-              <w:jc w:val="center"/>
-              <w:rPr/>
-            </w:pPr>
-            <w:r>
-              <w:rPr/>
-            </w:r>
-          </w:p>
-        </w:tc>
-        <w:tc>
-          <w:tcPr>
-            <w:tcW w:w="737" w:type="dxa"/>
-            <w:tcBorders>
-              <w:top w:val="single" w:sz="4" w:space="0" w:color="000000"/>
-              <w:left w:val="single" w:sz="4" w:space="0" w:color="000000"/>
-              <w:bottom w:val="single" w:sz="4" w:space="0" w:color="000000"/>
-              <w:right w:val="single" w:sz="4" w:space="0" w:color="000000"/>
-            </w:tcBorders>
-            <w:vAlign w:val="center"/>
-          </w:tcPr>
-          <w:p>
-            <w:pPr>
-              <w:pStyle w:val="Normal"/>
-              <w:snapToGrid w:val="false"/>
-              <w:jc w:val="center"/>
-              <w:rPr/>
-            </w:pPr>
-            <w:r>
-              <w:rPr/>
-            </w:r>
-          </w:p>
-        </w:tc>
-        <w:tc>
-          <w:tcPr>
-            <w:tcW w:w="737" w:type="dxa"/>
-            <w:tcBorders>
-              <w:top w:val="single" w:sz="4" w:space="0" w:color="000000"/>
-              <w:left w:val="single" w:sz="4" w:space="0" w:color="000000"/>
-              <w:bottom w:val="single" w:sz="4" w:space="0" w:color="000000"/>
-              <w:right w:val="single" w:sz="4" w:space="0" w:color="000000"/>
-            </w:tcBorders>
-            <w:vAlign w:val="center"/>
-          </w:tcPr>
-          <w:p>
-            <w:pPr>
-              <w:pStyle w:val="Normal"/>
-              <w:snapToGrid w:val="false"/>
-              <w:jc w:val="center"/>
-              <w:rPr/>
-            </w:pPr>
-            <w:r>
-              <w:rPr/>
             </w:r>
           </w:p>
         </w:tc>
@@ -10068,6 +9612,7 @@
               <w:right w:val="single" w:sz="4" w:space="0" w:color="000000"/>
             </w:tcBorders>
             <w:vAlign w:val="center"/>
+            <w:gridSpan w:val="6"/>
           </w:tcPr>
           <w:p>
             <w:pPr>
@@ -10084,121 +9629,6 @@
                 <w:sz w:val="22"/>
               </w:rPr>
               <w:t>Итог - хозяйственно-питьевые нужды:</w:t>
-            </w:r>
-          </w:p>
-        </w:tc>
-        <w:tc>
-          <w:tcPr>
-            <w:tcW w:w="851" w:type="dxa"/>
-            <w:tcBorders>
-              <w:top w:val="single" w:sz="4" w:space="0" w:color="000000"/>
-              <w:left w:val="single" w:sz="4" w:space="0" w:color="000000"/>
-              <w:bottom w:val="single" w:sz="4" w:space="0" w:color="000000"/>
-              <w:right w:val="single" w:sz="4" w:space="0" w:color="000000"/>
-            </w:tcBorders>
-            <w:vAlign w:val="center"/>
-          </w:tcPr>
-          <w:p>
-            <w:pPr>
-              <w:pStyle w:val="Normal"/>
-              <w:snapToGrid w:val="false"/>
-              <w:jc w:val="center"/>
-              <w:rPr/>
-            </w:pPr>
-            <w:r>
-              <w:rPr/>
-            </w:r>
-          </w:p>
-        </w:tc>
-        <w:tc>
-          <w:tcPr>
-            <w:tcW w:w="737" w:type="dxa"/>
-            <w:tcBorders>
-              <w:top w:val="single" w:sz="4" w:space="0" w:color="000000"/>
-              <w:left w:val="single" w:sz="4" w:space="0" w:color="000000"/>
-              <w:bottom w:val="single" w:sz="4" w:space="0" w:color="000000"/>
-              <w:right w:val="single" w:sz="4" w:space="0" w:color="000000"/>
-            </w:tcBorders>
-            <w:vAlign w:val="center"/>
-          </w:tcPr>
-          <w:p>
-            <w:pPr>
-              <w:pStyle w:val="Normal"/>
-              <w:snapToGrid w:val="false"/>
-              <w:jc w:val="center"/>
-              <w:rPr/>
-            </w:pPr>
-            <w:r>
-              <w:rPr/>
-            </w:r>
-          </w:p>
-        </w:tc>
-        <w:tc>
-          <w:tcPr>
-            <w:tcW w:w="737" w:type="dxa"/>
-            <w:tcBorders>
-              <w:top w:val="single" w:sz="4" w:space="0" w:color="000000"/>
-              <w:left w:val="single" w:sz="4" w:space="0" w:color="000000"/>
-              <w:bottom w:val="single" w:sz="4" w:space="0" w:color="000000"/>
-              <w:right w:val="single" w:sz="4" w:space="0" w:color="000000"/>
-            </w:tcBorders>
-            <w:vAlign w:val="center"/>
-          </w:tcPr>
-          <w:p>
-            <w:pPr>
-              <w:pStyle w:val="Normal"/>
-              <w:snapToGrid w:val="false"/>
-              <w:jc w:val="center"/>
-              <w:rPr/>
-            </w:pPr>
-            <w:r>
-              <w:rPr/>
-            </w:r>
-          </w:p>
-        </w:tc>
-        <w:tc>
-          <w:tcPr>
-            <w:tcW w:w="737" w:type="dxa"/>
-            <w:tcBorders>
-              <w:top w:val="single" w:sz="4" w:space="0" w:color="000000"/>
-              <w:left w:val="single" w:sz="4" w:space="0" w:color="000000"/>
-              <w:bottom w:val="single" w:sz="4" w:space="0" w:color="000000"/>
-              <w:right w:val="single" w:sz="4" w:space="0" w:color="000000"/>
-            </w:tcBorders>
-            <w:vAlign w:val="center"/>
-          </w:tcPr>
-          <w:p>
-            <w:pPr>
-              <w:pStyle w:val="Normal"/>
-              <w:snapToGrid w:val="false"/>
-              <w:jc w:val="center"/>
-              <w:rPr/>
-            </w:pPr>
-            <w:r>
-              <w:rPr/>
-            </w:r>
-          </w:p>
-        </w:tc>
-        <w:tc>
-          <w:tcPr>
-            <w:tcW w:w="737" w:type="dxa"/>
-            <w:tcBorders>
-              <w:top w:val="single" w:sz="4" w:space="0" w:color="000000"/>
-              <w:left w:val="single" w:sz="4" w:space="0" w:color="000000"/>
-              <w:bottom w:val="single" w:sz="4" w:space="0" w:color="000000"/>
-              <w:right w:val="single" w:sz="4" w:space="0" w:color="000000"/>
-            </w:tcBorders>
-            <w:vAlign w:val="center"/>
-          </w:tcPr>
-          <w:p>
-            <w:pPr>
-              <w:pStyle w:val="Normal"/>
-              <w:snapToGrid w:val="false"/>
-              <w:jc w:val="center"/>
-              <w:rPr/>
-            </w:pPr>
-            <w:r>
-              <w:rPr/>
             </w:r>
           </w:p>
         </w:tc>
@@ -10853,6 +10283,7 @@
               <w:right w:val="single" w:sz="4" w:space="0" w:color="000000"/>
             </w:tcBorders>
             <w:vAlign w:val="center"/>
+            <w:gridSpan w:val="6"/>
           </w:tcPr>
           <w:p>
             <w:pPr>
@@ -10869,121 +10300,6 @@
                 <w:sz w:val="22"/>
               </w:rPr>
               <w:t>Итог:</w:t>
-            </w:r>
-          </w:p>
-        </w:tc>
-        <w:tc>
-          <w:tcPr>
-            <w:tcW w:w="851" w:type="dxa"/>
-            <w:tcBorders>
-              <w:top w:val="single" w:sz="4" w:space="0" w:color="000000"/>
-              <w:left w:val="single" w:sz="4" w:space="0" w:color="000000"/>
-              <w:bottom w:val="single" w:sz="4" w:space="0" w:color="000000"/>
-              <w:right w:val="single" w:sz="4" w:space="0" w:color="000000"/>
-            </w:tcBorders>
-            <w:vAlign w:val="center"/>
-          </w:tcPr>
-          <w:p>
-            <w:pPr>
-              <w:pStyle w:val="Normal"/>
-              <w:snapToGrid w:val="false"/>
-              <w:jc w:val="center"/>
-              <w:rPr/>
-            </w:pPr>
-            <w:r>
-              <w:rPr/>
-            </w:r>
-          </w:p>
-        </w:tc>
-        <w:tc>
-          <w:tcPr>
-            <w:tcW w:w="737" w:type="dxa"/>
-            <w:tcBorders>
-              <w:top w:val="single" w:sz="4" w:space="0" w:color="000000"/>
-              <w:left w:val="single" w:sz="4" w:space="0" w:color="000000"/>
-              <w:bottom w:val="single" w:sz="4" w:space="0" w:color="000000"/>
-              <w:right w:val="single" w:sz="4" w:space="0" w:color="000000"/>
-            </w:tcBorders>
-            <w:vAlign w:val="center"/>
-          </w:tcPr>
-          <w:p>
-            <w:pPr>
-              <w:pStyle w:val="Normal"/>
-              <w:snapToGrid w:val="false"/>
-              <w:jc w:val="center"/>
-              <w:rPr/>
-            </w:pPr>
-            <w:r>
-              <w:rPr/>
-            </w:r>
-          </w:p>
-        </w:tc>
-        <w:tc>
-          <w:tcPr>
-            <w:tcW w:w="737" w:type="dxa"/>
-            <w:tcBorders>
-              <w:top w:val="single" w:sz="4" w:space="0" w:color="000000"/>
-              <w:left w:val="single" w:sz="4" w:space="0" w:color="000000"/>
-              <w:bottom w:val="single" w:sz="4" w:space="0" w:color="000000"/>
-              <w:right w:val="single" w:sz="4" w:space="0" w:color="000000"/>
-            </w:tcBorders>
-            <w:vAlign w:val="center"/>
-          </w:tcPr>
-          <w:p>
-            <w:pPr>
-              <w:pStyle w:val="Normal"/>
-              <w:snapToGrid w:val="false"/>
-              <w:jc w:val="center"/>
-              <w:rPr/>
-            </w:pPr>
-            <w:r>
-              <w:rPr/>
-            </w:r>
-          </w:p>
-        </w:tc>
-        <w:tc>
-          <w:tcPr>
-            <w:tcW w:w="737" w:type="dxa"/>
-            <w:tcBorders>
-              <w:top w:val="single" w:sz="4" w:space="0" w:color="000000"/>
-              <w:left w:val="single" w:sz="4" w:space="0" w:color="000000"/>
-              <w:bottom w:val="single" w:sz="4" w:space="0" w:color="000000"/>
-              <w:right w:val="single" w:sz="4" w:space="0" w:color="000000"/>
-            </w:tcBorders>
-            <w:vAlign w:val="center"/>
-          </w:tcPr>
-          <w:p>
-            <w:pPr>
-              <w:pStyle w:val="Normal"/>
-              <w:snapToGrid w:val="false"/>
-              <w:jc w:val="center"/>
-              <w:rPr/>
-            </w:pPr>
-            <w:r>
-              <w:rPr/>
-            </w:r>
-          </w:p>
-        </w:tc>
-        <w:tc>
-          <w:tcPr>
-            <w:tcW w:w="737" w:type="dxa"/>
-            <w:tcBorders>
-              <w:top w:val="single" w:sz="4" w:space="0" w:color="000000"/>
-              <w:left w:val="single" w:sz="4" w:space="0" w:color="000000"/>
-              <w:bottom w:val="single" w:sz="4" w:space="0" w:color="000000"/>
-              <w:right w:val="single" w:sz="4" w:space="0" w:color="000000"/>
-            </w:tcBorders>
-            <w:vAlign w:val="center"/>
-          </w:tcPr>
-          <w:p>
-            <w:pPr>
-              <w:pStyle w:val="Normal"/>
-              <w:snapToGrid w:val="false"/>
-              <w:jc w:val="center"/>
-              <w:rPr/>
-            </w:pPr>
-            <w:r>
-              <w:rPr/>
             </w:r>
           </w:p>
         </w:tc>
@@ -11872,7 +11188,7 @@
       </w:r>
     </w:p>
     <w:sectPr>
-      <w:headerReference w:type="default" r:id="rId2"/>
+      <w:headerReference w:type="default" ns2:id="rId2"/>
       <w:type w:val="nextPage"/>
       <w:pgSz w:orient="landscape" w:w="16838" w:h="11906"/>
       <w:pgMar w:left="851" w:right="568" w:gutter="0" w:header="709" w:top="1418" w:footer="0" w:bottom="426"/>
